--- a/docs/GROWTH-BRIEF.docx
+++ b/docs/GROWTH-BRIEF.docx
@@ -38,7 +38,7 @@
         <w:t xml:space="preserve"> </w:t>
       </w:r>
       <w:r>
-        <w:t xml:space="preserve">· Sr. System Admin, Full Stack AI Engineer · The Contentment Foundation</w:t>
+        <w:t xml:space="preserve">· somesh@contentment.org · Sr. System Admin, Full Stack AI Engineer · The Contentment Foundation</w:t>
       </w:r>
     </w:p>
     <w:p>
